--- a/assets/docs/anexo-alegaciones-tasa-residuos.docx
+++ b/assets/docs/anexo-alegaciones-tasa-residuos.docx
@@ -10,46 +10,22 @@
         <w:spacing w:before="320" w:after="200"/>
         <w:jc w:val="start"/>
         <w:rPr>
-          <w:rFonts w:ascii="Calibri" w:hAnsi="Calibri" w:eastAsia="Calibri" w:cs="Calibri"/>
-          <w:b/>
-          <w:bCs/>
-          <w:sz w:val="32"/>
-          <w:szCs w:val="32"/>
+          <w:color w:val="FF0000"/>
+          <w:sz w:val="48"/>
+          <w:szCs w:val="48"/>
+        </w:rPr>
+      </w:pPr>
+      <w:r>
+        <w:rPr>
+          <w:rFonts w:eastAsia="Calibri" w:cs="Calibri" w:ascii="Calibri" w:hAnsi="Calibri"/>
+          <w:b/>
+          <w:bCs/>
+          <w:color w:val="FF0000"/>
+          <w:sz w:val="48"/>
+          <w:szCs w:val="48"/>
           <w:u w:val="single"/>
         </w:rPr>
-      </w:pPr>
-      <w:r>
-        <w:rPr>
-          <w:rFonts w:eastAsia="Calibri" w:cs="Calibri" w:ascii="Calibri" w:hAnsi="Calibri"/>
-          <w:b/>
-          <w:bCs/>
-          <w:sz w:val="32"/>
-          <w:szCs w:val="32"/>
-          <w:u w:val="single"/>
-        </w:rPr>
-        <w:t xml:space="preserve">(ELIMINAR </w:t>
-      </w:r>
-      <w:r>
-        <w:rPr>
-          <w:rFonts w:eastAsia="Calibri" w:cs="Calibri" w:ascii="Calibri" w:hAnsi="Calibri"/>
-          <w:b/>
-          <w:bCs/>
-          <w:sz w:val="32"/>
-          <w:szCs w:val="32"/>
-          <w:u w:val="single"/>
-        </w:rPr>
-        <w:t xml:space="preserve">ESTA PÁGINA </w:t>
-      </w:r>
-      <w:r>
-        <w:rPr>
-          <w:rFonts w:eastAsia="Calibri" w:cs="Calibri" w:ascii="Calibri" w:hAnsi="Calibri"/>
-          <w:b/>
-          <w:bCs/>
-          <w:sz w:val="32"/>
-          <w:szCs w:val="32"/>
-          <w:u w:val="single"/>
-        </w:rPr>
-        <w:t>ANTES DE FIRMAR)</w:t>
+        <w:t>(ELIMINAR ESTA PÁGINA ANTES DE FIRMAR)</w:t>
       </w:r>
     </w:p>
     <w:p>
@@ -101,14 +77,26 @@
       <w:r>
         <w:rPr>
           <w:rFonts w:eastAsia="Calibri" w:cs="Calibri" w:ascii="Calibri" w:hAnsi="Calibri"/>
-          <w:b w:val="false"/>
-          <w:bCs w:val="false"/>
-          <w:i w:val="false"/>
-          <w:iCs w:val="false"/>
-          <w:sz w:val="22"/>
-          <w:szCs w:val="22"/>
-        </w:rPr>
-        <w:t>Rellene la tabla del encabezamiento y sustituya los corchetes. Los datos salen de su carta de pago: “Identificación de la Liquidación” y “Expediente de gestión”.</w:t>
+          <w:b/>
+          <w:bCs/>
+          <w:i w:val="false"/>
+          <w:iCs w:val="false"/>
+          <w:sz w:val="22"/>
+          <w:szCs w:val="22"/>
+        </w:rPr>
+        <w:t>Rellene la tabla del encabezamiento y sustituya los corchetes</w:t>
+      </w:r>
+      <w:r>
+        <w:rPr>
+          <w:rFonts w:eastAsia="Calibri" w:cs="Calibri" w:ascii="Calibri" w:hAnsi="Calibri"/>
+          <w:b w:val="false"/>
+          <w:bCs w:val="false"/>
+          <w:i w:val="false"/>
+          <w:iCs w:val="false"/>
+          <w:sz w:val="22"/>
+          <w:szCs w:val="22"/>
+        </w:rPr>
+        <w:t>. Los datos salen de su carta de pago: “Identificación de la Liquidación” y “Expediente de gestión”.</w:t>
       </w:r>
     </w:p>
     <w:p>
@@ -139,7 +127,103 @@
           <w:sz w:val="22"/>
           <w:szCs w:val="22"/>
         </w:rPr>
-        <w:t>La Ordenanza aplicable a viviendas es la Ordenanza fiscal n.º 33 del Ayuntamiento de Vélez-Málaga, publicada en el BOPMA de 3 de diciembre de 2025. La n.º 34 regula la tasa de los inmuebles destinados a actividades económicas: si su liquidación es de esa, no use este modelo.</w:t>
+        <w:t xml:space="preserve">La Ordenanza aplicable a </w:t>
+      </w:r>
+      <w:r>
+        <w:rPr>
+          <w:rFonts w:eastAsia="Calibri" w:cs="Calibri" w:ascii="Calibri" w:hAnsi="Calibri"/>
+          <w:b/>
+          <w:bCs/>
+          <w:i w:val="false"/>
+          <w:iCs w:val="false"/>
+          <w:sz w:val="22"/>
+          <w:szCs w:val="22"/>
+        </w:rPr>
+        <w:t>viviendas</w:t>
+      </w:r>
+      <w:r>
+        <w:rPr>
+          <w:rFonts w:eastAsia="Calibri" w:cs="Calibri" w:ascii="Calibri" w:hAnsi="Calibri"/>
+          <w:b w:val="false"/>
+          <w:bCs w:val="false"/>
+          <w:i w:val="false"/>
+          <w:iCs w:val="false"/>
+          <w:sz w:val="22"/>
+          <w:szCs w:val="22"/>
+        </w:rPr>
+        <w:t xml:space="preserve"> es la Ordenanza fiscal </w:t>
+      </w:r>
+      <w:r>
+        <w:rPr>
+          <w:rFonts w:eastAsia="Calibri" w:cs="Calibri" w:ascii="Calibri" w:hAnsi="Calibri"/>
+          <w:b/>
+          <w:bCs/>
+          <w:i w:val="false"/>
+          <w:iCs w:val="false"/>
+          <w:sz w:val="22"/>
+          <w:szCs w:val="22"/>
+        </w:rPr>
+        <w:t xml:space="preserve">n.º 33 </w:t>
+      </w:r>
+      <w:r>
+        <w:rPr>
+          <w:rFonts w:eastAsia="Calibri" w:cs="Calibri" w:ascii="Calibri" w:hAnsi="Calibri"/>
+          <w:b w:val="false"/>
+          <w:bCs w:val="false"/>
+          <w:i w:val="false"/>
+          <w:iCs w:val="false"/>
+          <w:sz w:val="22"/>
+          <w:szCs w:val="22"/>
+        </w:rPr>
+        <w:t xml:space="preserve">del Ayuntamiento de Vélez-Málaga, publicada en el BOPMA de 3 de diciembre de 2025. La </w:t>
+      </w:r>
+      <w:r>
+        <w:rPr>
+          <w:rFonts w:eastAsia="Calibri" w:cs="Calibri" w:ascii="Calibri" w:hAnsi="Calibri"/>
+          <w:b/>
+          <w:bCs/>
+          <w:i w:val="false"/>
+          <w:iCs w:val="false"/>
+          <w:sz w:val="22"/>
+          <w:szCs w:val="22"/>
+        </w:rPr>
+        <w:t>n.º 34</w:t>
+      </w:r>
+      <w:r>
+        <w:rPr>
+          <w:rFonts w:eastAsia="Calibri" w:cs="Calibri" w:ascii="Calibri" w:hAnsi="Calibri"/>
+          <w:b w:val="false"/>
+          <w:bCs w:val="false"/>
+          <w:i w:val="false"/>
+          <w:iCs w:val="false"/>
+          <w:sz w:val="22"/>
+          <w:szCs w:val="22"/>
+        </w:rPr>
+        <w:t xml:space="preserve"> regula la tasa de los inmuebles destinados a </w:t>
+      </w:r>
+      <w:r>
+        <w:rPr>
+          <w:rFonts w:eastAsia="Calibri" w:cs="Calibri" w:ascii="Calibri" w:hAnsi="Calibri"/>
+          <w:b/>
+          <w:bCs/>
+          <w:i w:val="false"/>
+          <w:iCs w:val="false"/>
+          <w:sz w:val="22"/>
+          <w:szCs w:val="22"/>
+        </w:rPr>
+        <w:t>actividades económicas</w:t>
+      </w:r>
+      <w:r>
+        <w:rPr>
+          <w:rFonts w:eastAsia="Calibri" w:cs="Calibri" w:ascii="Calibri" w:hAnsi="Calibri"/>
+          <w:b w:val="false"/>
+          <w:bCs w:val="false"/>
+          <w:i w:val="false"/>
+          <w:iCs w:val="false"/>
+          <w:sz w:val="22"/>
+          <w:szCs w:val="22"/>
+        </w:rPr>
+        <w:t>: si su liquidación es de esa, no use este modelo.</w:t>
       </w:r>
     </w:p>
     <w:p>
@@ -170,7 +254,19 @@
           <w:sz w:val="22"/>
           <w:szCs w:val="22"/>
         </w:rPr>
-        <w:t>En el apartado 8 conserve SOLO las casillas que concurran en su caso y pueda probar. No las marque todas por sistema: debilita el escrito.</w:t>
+        <w:t>En el a</w:t>
+      </w:r>
+      <w:r>
+        <w:rPr>
+          <w:rFonts w:eastAsia="Calibri" w:cs="Calibri" w:ascii="Calibri" w:hAnsi="Calibri"/>
+          <w:b/>
+          <w:bCs/>
+          <w:i w:val="false"/>
+          <w:iCs w:val="false"/>
+          <w:sz w:val="22"/>
+          <w:szCs w:val="22"/>
+        </w:rPr>
+        <w:t>partado 8 conserve SOLO las casillas que concurran en su caso y pueda probar. No las marque todas por sistema: debilita el escrito.</w:t>
       </w:r>
     </w:p>
     <w:p>
@@ -194,14 +290,26 @@
       <w:r>
         <w:rPr>
           <w:rFonts w:eastAsia="Calibri" w:cs="Calibri" w:ascii="Calibri" w:hAnsi="Calibri"/>
-          <w:b w:val="false"/>
-          <w:bCs w:val="false"/>
-          <w:i w:val="false"/>
-          <w:iCs w:val="false"/>
-          <w:sz w:val="22"/>
-          <w:szCs w:val="22"/>
-        </w:rPr>
-        <w:t>Plazo: UN MES desde la notificación. Presentar en la Oficina Virtual Tributaria del Patronato (“Instancia General Tributaria”) o presencialmente con cita previa.</w:t>
+          <w:b/>
+          <w:bCs/>
+          <w:i w:val="false"/>
+          <w:iCs w:val="false"/>
+          <w:sz w:val="22"/>
+          <w:szCs w:val="22"/>
+        </w:rPr>
+        <w:t>Plazo: UN MES desde la notificación</w:t>
+      </w:r>
+      <w:r>
+        <w:rPr>
+          <w:rFonts w:eastAsia="Calibri" w:cs="Calibri" w:ascii="Calibri" w:hAnsi="Calibri"/>
+          <w:b w:val="false"/>
+          <w:bCs w:val="false"/>
+          <w:i w:val="false"/>
+          <w:iCs w:val="false"/>
+          <w:sz w:val="22"/>
+          <w:szCs w:val="22"/>
+        </w:rPr>
+        <w:t>. Presentar en la Oficina Virtual Tributaria del Patronato (“Instancia General Tributaria”) o presencialmente con cita previa.</w:t>
       </w:r>
     </w:p>
     <w:p>
@@ -213,8 +321,8 @@
       <w:r>
         <w:rPr>
           <w:rFonts w:eastAsia="Calibri" w:cs="Calibri" w:ascii="Calibri" w:hAnsi="Calibri"/>
-          <w:b w:val="false"/>
-          <w:bCs w:val="false"/>
+          <w:b/>
+          <w:bCs/>
           <w:i w:val="false"/>
           <w:iCs w:val="false"/>
           <w:sz w:val="22"/>
@@ -225,50 +333,26 @@
       <w:r>
         <w:rPr>
           <w:rFonts w:eastAsia="Calibri" w:cs="Calibri" w:ascii="Calibri" w:hAnsi="Calibri"/>
-          <w:b w:val="false"/>
-          <w:bCs w:val="false"/>
-          <w:i w:val="false"/>
-          <w:iCs w:val="false"/>
-          <w:sz w:val="22"/>
-          <w:szCs w:val="22"/>
-        </w:rPr>
-        <w:t>Pagar en periodo voluntario evita recargos; el recurso no suspende el cobro salvo que se pida suspensión con garantía.</w:t>
-      </w:r>
-    </w:p>
-    <w:p>
-      <w:pPr>
-        <w:pStyle w:val="Normal"/>
-        <w:spacing w:before="0" w:after="80"/>
-        <w:rPr>
-          <w:b w:val="false"/>
-          <w:bCs w:val="false"/>
-          <w:i w:val="false"/>
-          <w:iCs w:val="false"/>
-          <w:sz w:val="22"/>
-          <w:szCs w:val="22"/>
-        </w:rPr>
-      </w:pPr>
-      <w:r>
-        <w:rPr>
-          <w:b w:val="false"/>
-          <w:bCs w:val="false"/>
-          <w:i w:val="false"/>
-          <w:iCs w:val="false"/>
-          <w:sz w:val="22"/>
-          <w:szCs w:val="22"/>
-        </w:rPr>
-        <w:t xml:space="preserve">– </w:t>
-      </w:r>
-      <w:r>
-        <w:rPr>
-          <w:b w:val="false"/>
-          <w:bCs w:val="false"/>
-          <w:i w:val="false"/>
-          <w:iCs w:val="false"/>
-          <w:sz w:val="22"/>
-          <w:szCs w:val="22"/>
-        </w:rPr>
-        <w:t>Si el Patronato desestima el recurso, el plazo para acudir al juzgado es de DOS MESES desde la notificación de la resolución (SEIS si no resuelve). Dejarlo pasar convierte la liquidación en firme y cierra el derecho a la devolución.</w:t>
+          <w:b/>
+          <w:bCs/>
+          <w:i w:val="false"/>
+          <w:iCs w:val="false"/>
+          <w:sz w:val="22"/>
+          <w:szCs w:val="22"/>
+        </w:rPr>
+        <w:t>Pagar ANTES de reclamar,</w:t>
+      </w:r>
+      <w:r>
+        <w:rPr>
+          <w:rFonts w:eastAsia="Calibri" w:cs="Calibri" w:ascii="Calibri" w:hAnsi="Calibri"/>
+          <w:b w:val="false"/>
+          <w:bCs w:val="false"/>
+          <w:i w:val="false"/>
+          <w:iCs w:val="false"/>
+          <w:sz w:val="22"/>
+          <w:szCs w:val="22"/>
+        </w:rPr>
+        <w:t xml:space="preserve"> así adjuntas el justificante, pues estamos pidiendo la DEVOLUCIÓN ; el recurso no suspende el cobro salvo que se pida suspensión con garantía.</w:t>
       </w:r>
     </w:p>
     <w:p>
@@ -310,18 +394,7 @@
           <w:szCs w:val="24"/>
           <w:u w:val="single"/>
         </w:rPr>
-        <w:t xml:space="preserve">DOCUMENTOS QUE SE </w:t>
-      </w:r>
-      <w:r>
-        <w:rPr>
-          <w:rFonts w:eastAsia="Calibri" w:cs="Calibri" w:ascii="Calibri" w:hAnsi="Calibri"/>
-          <w:b/>
-          <w:bCs/>
-          <w:sz w:val="24"/>
-          <w:szCs w:val="24"/>
-          <w:u w:val="single"/>
-        </w:rPr>
-        <w:t>DEBERÍAN INCLUIR</w:t>
+        <w:t>DOCUMENTOS QUE SE DEBERÍAN INCLUIR</w:t>
       </w:r>
     </w:p>
     <w:p>
@@ -385,62 +458,105 @@
       <w:pPr>
         <w:pStyle w:val="Normal"/>
         <w:spacing w:before="0" w:after="300"/>
-        <w:rPr/>
-      </w:pPr>
-      <w:r>
-        <w:rPr>
-          <w:rFonts w:eastAsia="Calibri" w:cs="Calibri" w:ascii="Calibri" w:hAnsi="Calibri"/>
-          <w:b w:val="false"/>
-          <w:bCs w:val="false"/>
-          <w:i w:val="false"/>
-          <w:iCs w:val="false"/>
-          <w:sz w:val="22"/>
-          <w:szCs w:val="22"/>
-        </w:rPr>
-        <w:t xml:space="preserve">Documento n.º </w:t>
-      </w:r>
-      <w:r>
-        <w:rPr>
-          <w:rFonts w:eastAsia="Calibri" w:cs="Calibri" w:ascii="Calibri" w:hAnsi="Calibri"/>
-          <w:b w:val="false"/>
-          <w:bCs w:val="false"/>
-          <w:i w:val="false"/>
-          <w:iCs w:val="false"/>
-          <w:sz w:val="22"/>
-          <w:szCs w:val="22"/>
-        </w:rPr>
-        <w:t>4</w:t>
-      </w:r>
-      <w:r>
-        <w:rPr>
-          <w:rFonts w:eastAsia="Calibri" w:cs="Calibri" w:ascii="Calibri" w:hAnsi="Calibri"/>
-          <w:b w:val="false"/>
-          <w:bCs w:val="false"/>
-          <w:i w:val="false"/>
-          <w:iCs w:val="false"/>
-          <w:sz w:val="22"/>
-          <w:szCs w:val="22"/>
-        </w:rPr>
-        <w:t xml:space="preserve"> – [Documentación acreditativa de los errores alegados en el apartado 8, si procede].</w:t>
-      </w:r>
-    </w:p>
-    <w:p>
-      <w:pPr>
-        <w:pStyle w:val="Normal"/>
+        <w:rPr>
+          <w:rFonts w:ascii="Calibri" w:hAnsi="Calibri" w:eastAsia="Calibri" w:cs="Calibri"/>
+          <w:b w:val="false"/>
+          <w:bCs w:val="false"/>
+          <w:i w:val="false"/>
+          <w:iCs w:val="false"/>
+          <w:sz w:val="22"/>
+          <w:szCs w:val="22"/>
+        </w:rPr>
+      </w:pPr>
+      <w:r>
+        <w:rPr>
+          <w:rFonts w:eastAsia="Calibri" w:cs="Calibri" w:ascii="Calibri" w:hAnsi="Calibri"/>
+          <w:b w:val="false"/>
+          <w:bCs w:val="false"/>
+          <w:i w:val="false"/>
+          <w:iCs w:val="false"/>
+          <w:sz w:val="22"/>
+          <w:szCs w:val="22"/>
+        </w:rPr>
+        <w:t>Documento n.º 4 – [Documentación acreditativa de los errores alegados en el apartado 8, si procede].</w:t>
+      </w:r>
+    </w:p>
+    <w:p>
+      <w:pPr>
+        <w:pStyle w:val="Normal"/>
+        <w:spacing w:before="0" w:after="300"/>
+        <w:rPr>
+          <w:rFonts w:ascii="Calibri" w:hAnsi="Calibri" w:eastAsia="Calibri" w:cs="Calibri"/>
+          <w:b w:val="false"/>
+          <w:bCs w:val="false"/>
+          <w:i w:val="false"/>
+          <w:iCs w:val="false"/>
+          <w:sz w:val="22"/>
+          <w:szCs w:val="22"/>
+        </w:rPr>
+      </w:pPr>
+      <w:r>
+        <w:rPr>
+          <w:rFonts w:eastAsia="Calibri" w:cs="Calibri" w:ascii="Calibri" w:hAnsi="Calibri"/>
+          <w:b w:val="false"/>
+          <w:bCs w:val="false"/>
+          <w:i w:val="false"/>
+          <w:iCs w:val="false"/>
+          <w:sz w:val="22"/>
+          <w:szCs w:val="22"/>
+        </w:rPr>
+      </w:r>
+    </w:p>
+    <w:p>
+      <w:pPr>
+        <w:pStyle w:val="Normal"/>
+        <w:widowControl/>
+        <w:bidi w:val="0"/>
         <w:spacing w:before="320" w:after="200"/>
-        <w:rPr>
-          <w:rFonts w:ascii="Calibri" w:hAnsi="Calibri" w:eastAsia="Calibri" w:cs="Calibri"/>
-          <w:b w:val="false"/>
-          <w:bCs w:val="false"/>
-          <w:i w:val="false"/>
-          <w:iCs w:val="false"/>
-          <w:sz w:val="22"/>
-          <w:szCs w:val="22"/>
-          <w:u w:val="single"/>
-        </w:rPr>
-      </w:pPr>
-      <w:r>
-        <w:rPr/>
+        <w:jc w:val="center"/>
+        <w:rPr>
+          <w:b/>
+          <w:bCs/>
+          <w:color w:val="FF0000"/>
+          <w:sz w:val="40"/>
+          <w:szCs w:val="40"/>
+        </w:rPr>
+      </w:pPr>
+      <w:r>
+        <w:rPr>
+          <w:b/>
+          <w:bCs/>
+          <w:color w:val="FF0000"/>
+          <w:sz w:val="40"/>
+          <w:szCs w:val="40"/>
+        </w:rPr>
+        <w:t>ELIMINAR ESTA PÁGINA ANTES DE FIRMAR</w:t>
+      </w:r>
+    </w:p>
+    <w:p>
+      <w:pPr>
+        <w:pStyle w:val="Normal"/>
+        <w:widowControl/>
+        <w:bidi w:val="0"/>
+        <w:spacing w:before="320" w:after="200"/>
+        <w:jc w:val="center"/>
+        <w:rPr>
+          <w:b/>
+          <w:bCs/>
+          <w:color w:val="FF0000"/>
+          <w:sz w:val="40"/>
+          <w:szCs w:val="40"/>
+        </w:rPr>
+      </w:pPr>
+      <w:r>
+        <w:rPr>
+          <w:b/>
+          <w:bCs/>
+          <w:color w:val="FF0000"/>
+          <w:sz w:val="40"/>
+          <w:szCs w:val="40"/>
+        </w:rPr>
+        <w:t>PUES ES SOLO INFORMATIVA</w:t>
       </w:r>
       <w:r>
         <w:br w:type="page"/>
@@ -852,7 +968,21 @@
                 <w:sz w:val="20"/>
                 <w:szCs w:val="20"/>
               </w:rPr>
-              <w:t>[Identificación de la Liquidación, p. ej. 20263I…]</w:t>
+              <w:t xml:space="preserve">[ver carta de pago: </w:t>
+            </w:r>
+            <w:r>
+              <w:rPr/>
+              <w:t>(aparece dos veces: arriba como "Identificación de liquidación a notificar" y en el detalle como "Identificación de la Liquidación"). Algo como 20263I290xxxxxxx</w:t>
+            </w:r>
+            <w:r>
+              <w:rPr>
+                <w:rStyle w:val="Emphasis"/>
+              </w:rPr>
+              <w:t>xxxxxx</w:t>
+            </w:r>
+            <w:r>
+              <w:rPr/>
+              <w:t xml:space="preserve"> </w:t>
             </w:r>
           </w:p>
         </w:tc>
@@ -909,7 +1039,31 @@
                 <w:sz w:val="20"/>
                 <w:szCs w:val="20"/>
               </w:rPr>
-              <w:t>[figura en la carta de pago]</w:t>
+              <w:t>[</w:t>
+            </w:r>
+            <w:r>
+              <w:rPr>
+                <w:rFonts w:eastAsia="Calibri" w:cs="Calibri" w:ascii="Calibri" w:hAnsi="Calibri"/>
+                <w:b w:val="false"/>
+                <w:bCs w:val="false"/>
+                <w:sz w:val="20"/>
+                <w:szCs w:val="20"/>
+              </w:rPr>
+              <w:t xml:space="preserve">ver en </w:t>
+            </w:r>
+            <w:r>
+              <w:rPr/>
+              <w:t>Carta de Pago: Detalles de la Liquidación : Expediente de Gestión</w:t>
+            </w:r>
+            <w:r>
+              <w:rPr>
+                <w:rFonts w:eastAsia="Calibri" w:cs="Calibri" w:ascii="Calibri" w:hAnsi="Calibri"/>
+                <w:b w:val="false"/>
+                <w:bCs w:val="false"/>
+                <w:sz w:val="20"/>
+                <w:szCs w:val="20"/>
+              </w:rPr>
+              <w:t>]</w:t>
             </w:r>
           </w:p>
         </w:tc>
@@ -1185,7 +1339,7 @@
       <w:r>
         <w:rPr>
           <w:rFonts w:eastAsia="Calibri" w:cs="Calibri" w:ascii="Calibri" w:hAnsi="Calibri"/>
-          <w:b w:val="0"/>
+          <w:b w:val="false"/>
           <w:bCs/>
           <w:i w:val="false"/>
           <w:iCs w:val="false"/>
@@ -1579,7 +1733,33 @@
           <w:sz w:val="22"/>
           <w:szCs w:val="22"/>
         </w:rPr>
-        <w:t>Titularidad u ocupación incorrecta a 1 de enero de 2026. El obligado correcto es [__], según [DOCUMENTO N.º __].</w:t>
+        <w:t>Titularidad u ocupación incorrecta a 1 de enero de 2026. El obligado correcto es</w:t>
+      </w:r>
+      <w:r>
+        <w:rPr>
+          <w:rFonts w:eastAsia="Calibri" w:cs="Calibri" w:ascii="Calibri" w:hAnsi="Calibri"/>
+          <w:sz w:val="22"/>
+          <w:szCs w:val="22"/>
+          <w:shd w:fill="FFFF00" w:val="clear"/>
+        </w:rPr>
+        <w:t xml:space="preserve"> [__],</w:t>
+      </w:r>
+      <w:r>
+        <w:rPr>
+          <w:rFonts w:eastAsia="Calibri" w:cs="Calibri" w:ascii="Calibri" w:hAnsi="Calibri"/>
+          <w:sz w:val="22"/>
+          <w:szCs w:val="22"/>
+        </w:rPr>
+        <w:t xml:space="preserve"> según [DOCUMENTO N.º </w:t>
+      </w:r>
+      <w:r>
+        <w:rPr>
+          <w:rFonts w:eastAsia="Calibri" w:cs="Calibri" w:ascii="Calibri" w:hAnsi="Calibri"/>
+          <w:sz w:val="22"/>
+          <w:szCs w:val="22"/>
+          <w:shd w:fill="FFFF00" w:val="clear"/>
+        </w:rPr>
+        <w:t xml:space="preserve"> __]</w:t>
       </w:r>
     </w:p>
     <w:p>
@@ -1602,7 +1782,16 @@
           <w:sz w:val="22"/>
           <w:szCs w:val="22"/>
         </w:rPr>
-        <w:t>Referencia catastral o dirección incorrecta. El inmueble gravado realmente es [__].</w:t>
+        <w:t xml:space="preserve">Referencia catastral o dirección incorrecta. El inmueble gravado realmente es </w:t>
+      </w:r>
+      <w:r>
+        <w:rPr>
+          <w:rFonts w:eastAsia="Calibri" w:cs="Calibri" w:ascii="Calibri" w:hAnsi="Calibri"/>
+          <w:sz w:val="22"/>
+          <w:szCs w:val="22"/>
+          <w:shd w:fill="FFFF00" w:val="clear"/>
+        </w:rPr>
+        <w:t xml:space="preserve"> [__]</w:t>
       </w:r>
     </w:p>
     <w:p>
@@ -1625,7 +1814,24 @@
           <w:sz w:val="22"/>
           <w:szCs w:val="22"/>
         </w:rPr>
-        <w:t>Valor catastral incorrecto o tramo mal aplicado. El valor vigente a 1 de enero de 2026 era [__] €.</w:t>
+        <w:t xml:space="preserve">Valor catastral incorrecto o tramo mal aplicado. El valor vigente a 1 de enero de 2026 era </w:t>
+      </w:r>
+      <w:r>
+        <w:rPr>
+          <w:rFonts w:eastAsia="Calibri" w:cs="Calibri" w:ascii="Calibri" w:hAnsi="Calibri"/>
+          <w:sz w:val="22"/>
+          <w:szCs w:val="22"/>
+          <w:shd w:fill="FFFF00" w:val="clear"/>
+        </w:rPr>
+        <w:t xml:space="preserve"> [__]</w:t>
+      </w:r>
+      <w:r>
+        <w:rPr>
+          <w:rFonts w:eastAsia="Calibri" w:cs="Calibri" w:ascii="Calibri" w:hAnsi="Calibri"/>
+          <w:sz w:val="22"/>
+          <w:szCs w:val="22"/>
+        </w:rPr>
+        <w:t xml:space="preserve"> €.</w:t>
       </w:r>
     </w:p>
     <w:p>
@@ -1648,7 +1854,33 @@
           <w:sz w:val="22"/>
           <w:szCs w:val="22"/>
         </w:rPr>
-        <w:t>Superficie incorrecta o tramo mal aplicado. La superficie computable es [__] m², según [__].</w:t>
+        <w:t xml:space="preserve">Superficie incorrecta o tramo mal aplicado. La superficie computable es </w:t>
+      </w:r>
+      <w:r>
+        <w:rPr>
+          <w:rFonts w:eastAsia="Calibri" w:cs="Calibri" w:ascii="Calibri" w:hAnsi="Calibri"/>
+          <w:sz w:val="22"/>
+          <w:szCs w:val="22"/>
+          <w:shd w:fill="FFFF00" w:val="clear"/>
+        </w:rPr>
+        <w:t xml:space="preserve"> [__]</w:t>
+      </w:r>
+      <w:r>
+        <w:rPr>
+          <w:rFonts w:eastAsia="Calibri" w:cs="Calibri" w:ascii="Calibri" w:hAnsi="Calibri"/>
+          <w:sz w:val="22"/>
+          <w:szCs w:val="22"/>
+        </w:rPr>
+        <w:t xml:space="preserve"> m², según </w:t>
+      </w:r>
+      <w:r>
+        <w:rPr>
+          <w:rFonts w:eastAsia="Calibri" w:cs="Calibri" w:ascii="Calibri" w:hAnsi="Calibri"/>
+          <w:sz w:val="22"/>
+          <w:szCs w:val="22"/>
+          <w:shd w:fill="FFFF00" w:val="clear"/>
+        </w:rPr>
+        <w:t xml:space="preserve"> [__]</w:t>
       </w:r>
     </w:p>
     <w:p>
@@ -1671,7 +1903,24 @@
           <w:sz w:val="22"/>
           <w:szCs w:val="22"/>
         </w:rPr>
-        <w:t>Unidad territorial incorrecta o no motivada. La liquidación indica [__]; se solicita acreditar cartografía, criterio y cálculo.</w:t>
+        <w:t xml:space="preserve">Unidad territorial incorrecta o no motivada. La liquidación indica </w:t>
+      </w:r>
+      <w:r>
+        <w:rPr>
+          <w:rFonts w:eastAsia="Calibri" w:cs="Calibri" w:ascii="Calibri" w:hAnsi="Calibri"/>
+          <w:sz w:val="22"/>
+          <w:szCs w:val="22"/>
+          <w:shd w:fill="FFFF00" w:val="clear"/>
+        </w:rPr>
+        <w:t>[__]</w:t>
+      </w:r>
+      <w:r>
+        <w:rPr>
+          <w:rFonts w:eastAsia="Calibri" w:cs="Calibri" w:ascii="Calibri" w:hAnsi="Calibri"/>
+          <w:sz w:val="22"/>
+          <w:szCs w:val="22"/>
+        </w:rPr>
+        <w:t>; se solicita acreditar cartografía, criterio y cálculo.</w:t>
       </w:r>
     </w:p>
     <w:p>
@@ -1694,7 +1943,33 @@
           <w:sz w:val="22"/>
           <w:szCs w:val="22"/>
         </w:rPr>
-        <w:t>Duplicidad: se han girado [__] cuotas por una única vivienda o unidad real. Se aporta [__].</w:t>
+        <w:t xml:space="preserve">Duplicidad: se han girado </w:t>
+      </w:r>
+      <w:r>
+        <w:rPr>
+          <w:rFonts w:eastAsia="Calibri" w:cs="Calibri" w:ascii="Calibri" w:hAnsi="Calibri"/>
+          <w:sz w:val="22"/>
+          <w:szCs w:val="22"/>
+          <w:shd w:fill="FFFF00" w:val="clear"/>
+        </w:rPr>
+        <w:t>[__]</w:t>
+      </w:r>
+      <w:r>
+        <w:rPr>
+          <w:rFonts w:eastAsia="Calibri" w:cs="Calibri" w:ascii="Calibri" w:hAnsi="Calibri"/>
+          <w:sz w:val="22"/>
+          <w:szCs w:val="22"/>
+        </w:rPr>
+        <w:t xml:space="preserve"> cuotas por una única vivienda o unidad real. Se aporta </w:t>
+      </w:r>
+      <w:r>
+        <w:rPr>
+          <w:rFonts w:eastAsia="Calibri" w:cs="Calibri" w:ascii="Calibri" w:hAnsi="Calibri"/>
+          <w:sz w:val="22"/>
+          <w:szCs w:val="22"/>
+          <w:shd w:fill="FFFF00" w:val="clear"/>
+        </w:rPr>
+        <w:t>[__].</w:t>
       </w:r>
     </w:p>
     <w:p>
@@ -1740,7 +2015,16 @@
           <w:sz w:val="22"/>
           <w:szCs w:val="22"/>
         </w:rPr>
-        <w:t>Reducción o beneficio fiscal solicitado o reconocido y no aplicado. Se aporta resolución o solicitud de fecha [__].</w:t>
+        <w:t xml:space="preserve">Reducción o beneficio fiscal solicitado o reconocido y no aplicado. Se aporta resolución o solicitud de fecha </w:t>
+      </w:r>
+      <w:r>
+        <w:rPr>
+          <w:rFonts w:eastAsia="Calibri" w:cs="Calibri" w:ascii="Calibri" w:hAnsi="Calibri"/>
+          <w:sz w:val="22"/>
+          <w:szCs w:val="22"/>
+          <w:shd w:fill="FFFF00" w:val="clear"/>
+        </w:rPr>
+        <w:t>[__].</w:t>
       </w:r>
     </w:p>
     <w:p>
@@ -1763,7 +2047,16 @@
           <w:sz w:val="22"/>
           <w:szCs w:val="22"/>
         </w:rPr>
-        <w:t>El inmueble no constituye vivienda o unidad doméstica independiente, por las siguientes razones: [__].</w:t>
+        <w:t xml:space="preserve">El inmueble no constituye vivienda o unidad doméstica independiente, por las siguientes razones: </w:t>
+      </w:r>
+      <w:r>
+        <w:rPr>
+          <w:rFonts w:eastAsia="Calibri" w:cs="Calibri" w:ascii="Calibri" w:hAnsi="Calibri"/>
+          <w:sz w:val="22"/>
+          <w:szCs w:val="22"/>
+          <w:shd w:fill="FFFF00" w:val="clear"/>
+        </w:rPr>
+        <w:t>[__].</w:t>
       </w:r>
     </w:p>
     <w:p>
@@ -2221,7 +2514,45 @@
           <w:sz w:val="22"/>
           <w:szCs w:val="22"/>
         </w:rPr>
-        <w:t xml:space="preserve">En [LOCALIDAD] (Vélez-Málaga), a </w:t>
+        <w:t xml:space="preserve">En </w:t>
+      </w:r>
+      <w:r>
+        <w:rPr>
+          <w:rFonts w:eastAsia="Calibri" w:cs="Calibri" w:ascii="Calibri" w:hAnsi="Calibri"/>
+          <w:b w:val="false"/>
+          <w:bCs w:val="false"/>
+          <w:i w:val="false"/>
+          <w:iCs w:val="false"/>
+          <w:sz w:val="22"/>
+          <w:szCs w:val="22"/>
+          <w:shd w:fill="FFFF00" w:val="clear"/>
+        </w:rPr>
+        <w:t xml:space="preserve">[__] </w:t>
+      </w:r>
+      <w:r>
+        <w:rPr>
+          <w:rFonts w:eastAsia="Calibri" w:cs="Calibri" w:ascii="Calibri" w:hAnsi="Calibri"/>
+          <w:b w:val="false"/>
+          <w:bCs w:val="false"/>
+          <w:i w:val="false"/>
+          <w:iCs w:val="false"/>
+          <w:sz w:val="22"/>
+          <w:szCs w:val="22"/>
+        </w:rPr>
+        <w:t xml:space="preserve">[LOCALIDAD] (Vélez-Málaga), a </w:t>
+      </w:r>
+      <w:r>
+        <w:rPr>
+          <w:rFonts w:eastAsia="Calibri" w:cs="Calibri" w:ascii="Calibri" w:hAnsi="Calibri"/>
+          <w:b w:val="false"/>
+          <w:bCs w:val="false"/>
+          <w:i w:val="false"/>
+          <w:iCs w:val="false"/>
+          <w:sz w:val="22"/>
+          <w:szCs w:val="22"/>
+          <w:shd w:fill="FFFF00" w:val="clear"/>
+        </w:rPr>
+        <w:t xml:space="preserve">[__] </w:t>
       </w:r>
       <w:r>
         <w:rPr>
@@ -2288,6 +2619,19 @@
           <w:iCs w:val="false"/>
           <w:sz w:val="22"/>
           <w:szCs w:val="22"/>
+          <w:shd w:fill="FFFF00" w:val="clear"/>
+        </w:rPr>
+        <w:t>[__]</w:t>
+      </w:r>
+      <w:r>
+        <w:rPr>
+          <w:rFonts w:eastAsia="Calibri" w:cs="Calibri" w:ascii="Calibri" w:hAnsi="Calibri"/>
+          <w:b w:val="false"/>
+          <w:bCs w:val="false"/>
+          <w:i w:val="false"/>
+          <w:iCs w:val="false"/>
+          <w:sz w:val="22"/>
+          <w:szCs w:val="22"/>
         </w:rPr>
         <w:t>[FIRMA]</w:t>
       </w:r>
@@ -2308,6 +2652,19 @@
           <w:iCs w:val="false"/>
           <w:sz w:val="22"/>
           <w:szCs w:val="22"/>
+          <w:shd w:fill="FFFF00" w:val="clear"/>
+        </w:rPr>
+        <w:t>[__]</w:t>
+      </w:r>
+      <w:r>
+        <w:rPr>
+          <w:rFonts w:eastAsia="Calibri" w:cs="Calibri" w:ascii="Calibri" w:hAnsi="Calibri"/>
+          <w:b w:val="false"/>
+          <w:bCs w:val="false"/>
+          <w:i w:val="false"/>
+          <w:iCs w:val="false"/>
+          <w:sz w:val="22"/>
+          <w:szCs w:val="22"/>
         </w:rPr>
         <w:t xml:space="preserve">Fdo.: </w:t>
       </w:r>
@@ -2331,6 +2688,19 @@
         <w:jc w:val="end"/>
         <w:rPr/>
       </w:pPr>
+      <w:r>
+        <w:rPr>
+          <w:rFonts w:eastAsia="Calibri" w:cs="Calibri" w:ascii="Calibri" w:hAnsi="Calibri"/>
+          <w:b w:val="false"/>
+          <w:bCs w:val="false"/>
+          <w:i w:val="false"/>
+          <w:iCs w:val="false"/>
+          <w:sz w:val="22"/>
+          <w:szCs w:val="22"/>
+          <w:shd w:fill="FFFF00" w:val="clear"/>
+        </w:rPr>
+        <w:t>[__]</w:t>
+      </w:r>
       <w:r>
         <w:rPr>
           <w:rFonts w:eastAsia="Calibri" w:cs="Calibri" w:ascii="Calibri" w:hAnsi="Calibri"/>
@@ -2473,7 +2843,16 @@
         </w:rPr>
       </w:pPr>
       <w:r>
-        <w:rPr/>
+        <w:rPr>
+          <w:rFonts w:eastAsia="Calibri" w:cs="Calibri" w:ascii="Calibri" w:hAnsi="Calibri"/>
+          <w:b w:val="false"/>
+          <w:bCs w:val="false"/>
+          <w:i w:val="false"/>
+          <w:iCs w:val="false"/>
+          <w:sz w:val="22"/>
+          <w:szCs w:val="22"/>
+          <w:u w:val="single"/>
+        </w:rPr>
       </w:r>
     </w:p>
     <w:sectPr>
@@ -2509,6 +2888,7 @@
     <w:qFormat/>
     <w:pPr>
       <w:widowControl/>
+      <w:suppressAutoHyphens w:val="true"/>
       <w:bidi w:val="0"/>
       <w:spacing w:before="0" w:after="0"/>
       <w:jc w:val="start"/>
@@ -2603,6 +2983,12 @@
       <w:vertAlign w:val="superscript"/>
     </w:rPr>
   </w:style>
+  <w:style w:type="character" w:styleId="Caracteresdenotaalpieuser">
+    <w:name w:val="Caracteres de nota al pie (user)"/>
+    <w:rPr>
+      <w:vertAlign w:val="superscript"/>
+    </w:rPr>
+  </w:style>
   <w:style w:type="character" w:styleId="FootnoteReference">
     <w:name w:val="footnote reference"/>
     <w:rPr>
@@ -2630,6 +3016,12 @@
       <w:vertAlign w:val="superscript"/>
     </w:rPr>
   </w:style>
+  <w:style w:type="character" w:styleId="Caracteresdenotafinaluser">
+    <w:name w:val="Caracteres de nota final (user)"/>
+    <w:rPr>
+      <w:vertAlign w:val="superscript"/>
+    </w:rPr>
+  </w:style>
   <w:style w:type="character" w:styleId="EndnoteReference">
     <w:name w:val="endnote reference"/>
     <w:rPr>
@@ -2645,6 +3037,13 @@
     <w:rPr>
       <w:sz w:val="20"/>
       <w:szCs w:val="20"/>
+    </w:rPr>
+  </w:style>
+  <w:style w:type="character" w:styleId="Emphasis">
+    <w:name w:val="Emphasis"/>
+    <w:rPr>
+      <w:i/>
+      <w:iCs/>
     </w:rPr>
   </w:style>
   <w:style w:type="paragraph" w:styleId="Ttulo">
@@ -2705,6 +3104,30 @@
       <w:rFonts w:cs="Arial"/>
     </w:rPr>
   </w:style>
+  <w:style w:type="paragraph" w:styleId="Ttulouser">
+    <w:name w:val="Título (user)"/>
+    <w:basedOn w:val="Normal"/>
+    <w:next w:val="BodyText"/>
+    <w:pPr>
+      <w:keepNext w:val="true"/>
+      <w:spacing w:before="240" w:after="120"/>
+    </w:pPr>
+    <w:rPr>
+      <w:rFonts w:ascii="Liberation Sans" w:hAnsi="Liberation Sans" w:eastAsia="Microsoft YaHei" w:cs="Arial"/>
+      <w:sz w:val="28"/>
+      <w:szCs w:val="28"/>
+    </w:rPr>
+  </w:style>
+  <w:style w:type="paragraph" w:styleId="ndiceuser">
+    <w:name w:val="Índice (user)"/>
+    <w:basedOn w:val="Normal"/>
+    <w:pPr>
+      <w:suppressLineNumbers/>
+    </w:pPr>
+    <w:rPr>
+      <w:rFonts w:cs="Arial"/>
+    </w:rPr>
+  </w:style>
   <w:style w:type="paragraph" w:styleId="Title">
     <w:name w:val="Title"/>
     <w:basedOn w:val="Ttulo"/>
@@ -2720,6 +3143,7 @@
     <w:qFormat/>
     <w:pPr>
       <w:widowControl/>
+      <w:suppressAutoHyphens w:val="true"/>
       <w:bidi w:val="0"/>
       <w:spacing w:before="0" w:after="0"/>
       <w:jc w:val="start"/>
@@ -2740,6 +3164,7 @@
     <w:qFormat/>
     <w:pPr>
       <w:widowControl/>
+      <w:suppressAutoHyphens w:val="true"/>
       <w:bidi w:val="0"/>
       <w:spacing w:before="0" w:after="0"/>
       <w:jc w:val="start"/>
@@ -2781,6 +3206,27 @@
     <w:rPr>
       <w:sz w:val="20"/>
       <w:szCs w:val="20"/>
+    </w:rPr>
+  </w:style>
+  <w:style w:type="paragraph" w:styleId="Contenidodelatabla">
+    <w:name w:val="Contenido de la tabla"/>
+    <w:basedOn w:val="Normal"/>
+    <w:pPr>
+      <w:widowControl w:val="false"/>
+      <w:suppressLineNumbers/>
+    </w:pPr>
+    <w:rPr/>
+  </w:style>
+  <w:style w:type="paragraph" w:styleId="Ttulodelatabla">
+    <w:name w:val="Título de la tabla"/>
+    <w:basedOn w:val="Contenidodelatabla"/>
+    <w:pPr>
+      <w:suppressLineNumbers/>
+      <w:jc w:val="center"/>
+    </w:pPr>
+    <w:rPr>
+      <w:b/>
+      <w:bCs/>
     </w:rPr>
   </w:style>
 </w:styles>
